--- a/docs/cong-nghe-smartclocking.docx
+++ b/docs/cong-nghe-smartclocking.docx
@@ -906,7 +906,7 @@
                 <w:sz w:val="20"/>
                 <w:szCs w:val="20"/>
               </w:rPr>
-              <w:t xml:space="preserve">Giao diện responsive: điện thoại cho nhân viên, máy tính cho quản trị</w:t>
+              <w:t xml:space="preserve">Giao diện responsive (điện thoại cho nhân viên, máy tính cho quản trị) và component có sẵn: modal, toast, dropdown, tooltip, offcanvas. custom.css chỉ giữ phần Bootstrap không có</w:t>
             </w:r>
           </w:p>
         </w:tc>
@@ -2494,6 +2494,119 @@
                 <w:szCs w:val="20"/>
               </w:rPr>
               <w:t xml:space="preserve">Sinh mã QR chấm công của cửa hàng</w:t>
+            </w:r>
+          </w:p>
+        </w:tc>
+      </w:tr>
+      <w:tr>
+        <w:tc>
+          <w:tcPr>
+            <w:tcW w:type="dxa" w:w="1700"/>
+            <w:vMerge w:val="continue"/>
+            <w:tcBorders>
+              <w:top w:val="single" w:color="BFBFBF" w:sz="4"/>
+              <w:left w:val="single" w:color="BFBFBF" w:sz="4"/>
+              <w:bottom w:val="single" w:color="BFBFBF" w:sz="4"/>
+              <w:right w:val="single" w:color="BFBFBF" w:sz="4"/>
+            </w:tcBorders>
+            <w:shd w:fill="EAF1F8" w:color="auto" w:val="clear"/>
+            <w:tcMar>
+              <w:top w:type="dxa" w:w="80"/>
+              <w:left w:type="dxa" w:w="110"/>
+              <w:bottom w:type="dxa" w:w="80"/>
+              <w:right w:type="dxa" w:w="110"/>
+            </w:tcMar>
+            <w:vAlign w:val="center"/>
+          </w:tcPr>
+          <w:p/>
+        </w:tc>
+        <w:tc>
+          <w:tcPr>
+            <w:tcW w:type="dxa" w:w="2300"/>
+            <w:tcBorders>
+              <w:top w:val="single" w:color="BFBFBF" w:sz="4"/>
+              <w:left w:val="single" w:color="BFBFBF" w:sz="4"/>
+              <w:bottom w:val="single" w:color="BFBFBF" w:sz="4"/>
+              <w:right w:val="single" w:color="BFBFBF" w:sz="4"/>
+            </w:tcBorders>
+            <w:tcMar>
+              <w:top w:type="dxa" w:w="80"/>
+              <w:left w:type="dxa" w:w="110"/>
+              <w:bottom w:type="dxa" w:w="80"/>
+              <w:right w:type="dxa" w:w="110"/>
+            </w:tcMar>
+            <w:vAlign w:val="center"/>
+          </w:tcPr>
+          <w:p>
+            <w:r>
+              <w:rPr>
+                <w:rFonts w:ascii="Arial" w:cs="Arial" w:eastAsia="Arial" w:hAnsi="Arial"/>
+                <w:b/>
+                <w:bCs/>
+                <w:sz w:val="20"/>
+                <w:szCs w:val="20"/>
+              </w:rPr>
+              <w:t xml:space="preserve">jsQR</w:t>
+            </w:r>
+          </w:p>
+        </w:tc>
+        <w:tc>
+          <w:tcPr>
+            <w:tcW w:type="dxa" w:w="1000"/>
+            <w:tcBorders>
+              <w:top w:val="single" w:color="BFBFBF" w:sz="4"/>
+              <w:left w:val="single" w:color="BFBFBF" w:sz="4"/>
+              <w:bottom w:val="single" w:color="BFBFBF" w:sz="4"/>
+              <w:right w:val="single" w:color="BFBFBF" w:sz="4"/>
+            </w:tcBorders>
+            <w:tcMar>
+              <w:top w:type="dxa" w:w="80"/>
+              <w:left w:type="dxa" w:w="110"/>
+              <w:bottom w:type="dxa" w:w="80"/>
+              <w:right w:type="dxa" w:w="110"/>
+            </w:tcMar>
+            <w:vAlign w:val="center"/>
+          </w:tcPr>
+          <w:p>
+            <w:r>
+              <w:rPr>
+                <w:rFonts w:ascii="Arial" w:cs="Arial" w:eastAsia="Arial" w:hAnsi="Arial"/>
+                <w:b w:val="false"/>
+                <w:bCs w:val="false"/>
+                <w:sz w:val="20"/>
+                <w:szCs w:val="20"/>
+              </w:rPr>
+              <w:t xml:space="preserve">1.4</w:t>
+            </w:r>
+          </w:p>
+        </w:tc>
+        <w:tc>
+          <w:tcPr>
+            <w:tcW w:type="dxa" w:w="4026"/>
+            <w:tcBorders>
+              <w:top w:val="single" w:color="BFBFBF" w:sz="4"/>
+              <w:left w:val="single" w:color="BFBFBF" w:sz="4"/>
+              <w:bottom w:val="single" w:color="BFBFBF" w:sz="4"/>
+              <w:right w:val="single" w:color="BFBFBF" w:sz="4"/>
+            </w:tcBorders>
+            <w:tcMar>
+              <w:top w:type="dxa" w:w="80"/>
+              <w:left w:type="dxa" w:w="110"/>
+              <w:bottom w:type="dxa" w:w="80"/>
+              <w:right w:type="dxa" w:w="110"/>
+            </w:tcMar>
+            <w:vAlign w:val="center"/>
+          </w:tcPr>
+          <w:p>
+            <w:r>
+              <w:rPr>
+                <w:rFonts w:ascii="Arial" w:cs="Arial" w:eastAsia="Arial" w:hAnsi="Arial"/>
+                <w:b w:val="false"/>
+                <w:bCs w:val="false"/>
+                <w:sz w:val="20"/>
+                <w:szCs w:val="20"/>
+              </w:rPr>
+              <w:t xml:space="preserve">Đọc mã QR từ camera khi nhân viên chấm công trong app</w:t>
             </w:r>
           </w:p>
         </w:tc>
